--- a/Cpap/document/SleepCare/giải phap hữu ích SleepCare v1.docx
+++ b/Cpap/document/SleepCare/giải phap hữu ích SleepCare v1.docx
@@ -2630,7 +2630,7 @@
           <w:rFonts w:ascii="Times New Roman" w:hAnsi="Times New Roman"/>
           <w:sz w:val="24"/>
         </w:rPr>
-        <w:t>Tôi cảm thấy như bị ngã và vỡ ra từng mảnh (bủn rủn chân tay).</w:t>
+        <w:t>Tôi thường có ác mộng.</w:t>
       </w:r>
     </w:p>
     <w:p>
@@ -2651,7 +2651,7 @@
           <w:rFonts w:ascii="Times New Roman" w:hAnsi="Times New Roman"/>
           <w:sz w:val="24"/>
         </w:rPr>
-        <w:t>Tôi cảm thấy mọi thứ đều tốt và không có điều gì xấu sẽ xảy ra.</w:t>
+        <w:t>Tôi cảm thấy như bị ngã và vỡ ra từng mảnh (bủn rủn chân tay).</w:t>
       </w:r>
     </w:p>
     <w:p>
@@ -2672,7 +2672,7 @@
           <w:rFonts w:ascii="Times New Roman" w:hAnsi="Times New Roman"/>
           <w:sz w:val="24"/>
         </w:rPr>
-        <w:t>Tay và chân tôi lắc lư, run lên.</w:t>
+        <w:t>Tôi cảm thấy mọi thứ đều tốt và không có điều gì xấu sẽ xảy ra.</w:t>
       </w:r>
     </w:p>
     <w:p>
@@ -2693,7 +2693,7 @@
           <w:rFonts w:ascii="Times New Roman" w:hAnsi="Times New Roman"/>
           <w:sz w:val="24"/>
         </w:rPr>
-        <w:t>Tôi đang khó chịu vì đau đầu, đau cổ, đau lưng.</w:t>
+        <w:t>Tay và chân tôi lắc lư, run lên.</w:t>
       </w:r>
     </w:p>
     <w:p>
@@ -2714,7 +2714,7 @@
           <w:rFonts w:ascii="Times New Roman" w:hAnsi="Times New Roman"/>
           <w:sz w:val="24"/>
         </w:rPr>
-        <w:t>Tôi cảm thấy yếu và dễ mệt mỏi.</w:t>
+        <w:t>Tôi đang khó chịu vì đau đầu, đau cổ, đau lưng.</w:t>
       </w:r>
     </w:p>
     <w:p>
@@ -2735,7 +2735,7 @@
           <w:rFonts w:ascii="Times New Roman" w:hAnsi="Times New Roman"/>
           <w:sz w:val="24"/>
         </w:rPr>
-        <w:t>Tôi cảm thấy bình tĩnh và có thể ngồi yên một cách dễ dàng.</w:t>
+        <w:t>Tôi cảm thấy yếu và dễ mệt mỏi.</w:t>
       </w:r>
     </w:p>
     <w:p>
@@ -2756,7 +2756,7 @@
           <w:rFonts w:ascii="Times New Roman" w:hAnsi="Times New Roman"/>
           <w:sz w:val="24"/>
         </w:rPr>
-        <w:t>Tôi cảm thấy tim mình đập nhanh.</w:t>
+        <w:t>Tôi cảm thấy bình tĩnh và có thể ngồi yên một cách dễ dàng.</w:t>
       </w:r>
     </w:p>
     <w:p>
@@ -2777,7 +2777,7 @@
           <w:rFonts w:ascii="Times New Roman" w:hAnsi="Times New Roman"/>
           <w:sz w:val="24"/>
         </w:rPr>
-        <w:t>Tôi đang khó chịu vì cơn hoa mắt chóng mặt.</w:t>
+        <w:t>Tôi cảm thấy tim mình đập nhanh.</w:t>
       </w:r>
     </w:p>
     <w:p>
@@ -2798,7 +2798,7 @@
           <w:rFonts w:ascii="Times New Roman" w:hAnsi="Times New Roman"/>
           <w:sz w:val="24"/>
         </w:rPr>
-        <w:t>Tôi bị ngất và có lúc cảm thấy gần như thế.</w:t>
+        <w:t>Tôi đang khó chịu vì cơn hoa mắt chóng mặt.</w:t>
       </w:r>
     </w:p>
     <w:p>
@@ -2819,7 +2819,7 @@
           <w:rFonts w:ascii="Times New Roman" w:hAnsi="Times New Roman"/>
           <w:sz w:val="24"/>
         </w:rPr>
-        <w:t>Tôi có thể thở ra, hít vào một cách dễ dàng.</w:t>
+        <w:t>Tôi bị ngất và có lúc cảm thấy gần như thế.</w:t>
       </w:r>
     </w:p>
     <w:p>
@@ -2840,7 +2840,7 @@
           <w:rFonts w:ascii="Times New Roman" w:hAnsi="Times New Roman"/>
           <w:sz w:val="24"/>
         </w:rPr>
-        <w:t>Tôi cảm thấy tê buốt, như có kiến bò ở đầu ngón tay, ngón chân.</w:t>
+        <w:t>Tôi có thể thở ra, hít vào một cách dễ dàng.</w:t>
       </w:r>
     </w:p>
     <w:p>
@@ -2861,7 +2861,7 @@
           <w:rFonts w:ascii="Times New Roman" w:hAnsi="Times New Roman"/>
           <w:sz w:val="24"/>
         </w:rPr>
-        <w:t>Tôi đang khó chịu vì đau dạ dày và đầy bụng.</w:t>
+        <w:t>Tôi cảm thấy tê buốt, như có kiến bò ở đầu ngón tay, ngón chân.</w:t>
       </w:r>
     </w:p>
     <w:p>
@@ -2882,7 +2882,7 @@
           <w:rFonts w:ascii="Times New Roman" w:hAnsi="Times New Roman"/>
           <w:sz w:val="24"/>
         </w:rPr>
-        <w:t>Tôi luôn cần phải đi tiểu.</w:t>
+        <w:t>Tôi đang khó chịu vì đau dạ dày và đầy bụng.</w:t>
       </w:r>
     </w:p>
     <w:p>
@@ -2903,7 +2903,7 @@
           <w:rFonts w:ascii="Times New Roman" w:hAnsi="Times New Roman"/>
           <w:sz w:val="24"/>
         </w:rPr>
-        <w:t>Bàn tay tôi thường khô và ấm.</w:t>
+        <w:t>Tôi luôn cần phải đi tiểu.</w:t>
       </w:r>
     </w:p>
     <w:p>
@@ -2924,7 +2924,7 @@
           <w:rFonts w:ascii="Times New Roman" w:hAnsi="Times New Roman"/>
           <w:sz w:val="24"/>
         </w:rPr>
-        <w:t>Mặt tôi thường nóng và đỏ.</w:t>
+        <w:t>Bàn tay tôi thường khô và ấm.</w:t>
       </w:r>
     </w:p>
     <w:p>
@@ -2966,7 +2966,7 @@
           <w:rFonts w:ascii="Times New Roman" w:hAnsi="Times New Roman"/>
           <w:sz w:val="24"/>
         </w:rPr>
-        <w:t>Tôi thường có ác mộng.</w:t>
+        <w:t>Mặt tôi thường nóng và đỏ.</w:t>
       </w:r>
     </w:p>
     <w:p>
@@ -3022,7 +3022,7 @@
           <w:rFonts w:ascii="Times New Roman" w:hAnsi="Times New Roman"/>
           <w:sz w:val="24"/>
         </w:rPr>
-        <w:t xml:space="preserve"> (câu 1-4, 6-8, 11-12, 14-16, 18, 20): Điểm số của câu i là:</w:t>
+        <w:t xml:space="preserve"> (câu 1-5, 7-9, 11-13, 15-17, 20): Điểm số của câu i là:</w:t>
       </w:r>
     </w:p>
     <w:p>
@@ -3064,7 +3064,7 @@
           <w:rFonts w:ascii="Times New Roman" w:hAnsi="Times New Roman"/>
           <w:sz w:val="24"/>
         </w:rPr>
-        <w:t xml:space="preserve"> (câu 5, 9, 13, 17, 19): Điểm số của câu i được tính bằng cách lấy 4 trừ đi giá trị chọn:</w:t>
+        <w:t xml:space="preserve"> (câu 6, 10, 14, 18, 19): Điểm số của câu i được tính bằng cách lấy 4 trừ đi giá trị chọn:</w:t>
       </w:r>
     </w:p>
     <w:p>
@@ -4121,7 +4121,7 @@
           <w:rFonts w:ascii="Times New Roman" w:hAnsi="Times New Roman"/>
           <w:sz w:val="24"/>
         </w:rPr>
-        <w:t xml:space="preserve"> Dựa trên số giờ ngủ thực tế ban đêm (Câu 4): &gt; 7 giờ = 0, 6-7 giờ = 1, 5-6 giờ = 2, &lt; 5 giờ = 3.</w:t>
+        <w:t xml:space="preserve"> Dựa trên số giờ ngủ thực tế ban đêm (Câu 4): ≥ 7 giờ = 0 điểm, 6 ≤ giờ &lt; 7 = 1 điểm, 5 ≤ giờ &lt; 6 = 2 điểm, &lt; 5 giờ = 3 điểm.</w:t>
       </w:r>
     </w:p>
     <w:p>
@@ -4169,7 +4169,7 @@
           <w:rFonts w:ascii="Times New Roman" w:hAnsi="Times New Roman"/>
           <w:sz w:val="24"/>
         </w:rPr>
-        <w:t>Quy đổi: ≥ 85\% = 0 điểm, 75-84\% = 1 điểm, 65-74\% = 2 điểm, &lt; 65\% = 3 điểm.</w:t>
+        <w:t>Quy đổi: ≥ 84\% = 0 điểm, 74-83\% = 1 điểm, 65-73\% = 2 điểm, &lt; 65\% = 3 điểm.</w:t>
       </w:r>
     </w:p>
     <w:p>
@@ -5483,7 +5483,7 @@
           <w:rFonts w:ascii="Times New Roman" w:hAnsi="Times New Roman"/>
           <w:sz w:val="24"/>
         </w:rPr>
-        <w:t>Tôi cảm thấy kiệt sức, yếu sức lực.</w:t>
+        <w:t>Tôi cảm thấy thiếu năng lượng.</w:t>
       </w:r>
     </w:p>
     <w:p>
@@ -5504,7 +5504,7 @@
           <w:rFonts w:ascii="Times New Roman" w:hAnsi="Times New Roman"/>
           <w:sz w:val="24"/>
         </w:rPr>
-        <w:t>Tôi thấy mệt mỏi kéo dài suốt cả ngày.</w:t>
+        <w:t>Mọi việc đòi hỏi tôi phải cố gắng.</w:t>
       </w:r>
     </w:p>
     <w:p>
@@ -5525,7 +5525,7 @@
           <w:rFonts w:ascii="Times New Roman" w:hAnsi="Times New Roman"/>
           <w:sz w:val="24"/>
         </w:rPr>
-        <w:t>Tôi cảm thấy mình hoàn toàn thiếu hụt năng lượng.</w:t>
+        <w:t>Tôi cảm thấy yếu ớt một vài nơi của cơ thể.</w:t>
       </w:r>
     </w:p>
     <w:p>
@@ -5546,7 +5546,7 @@
           <w:rFonts w:ascii="Times New Roman" w:hAnsi="Times New Roman"/>
           <w:sz w:val="24"/>
         </w:rPr>
-        <w:t>Tình trạng mệt mỏi tăng lên nhanh chóng sau khi gắng sức.</w:t>
+        <w:t>Tôi cảm thấy chân hay tay nặng nề.</w:t>
       </w:r>
     </w:p>
     <w:p>
@@ -5567,7 +5567,7 @@
           <w:rFonts w:ascii="Times New Roman" w:hAnsi="Times New Roman"/>
           <w:sz w:val="24"/>
         </w:rPr>
-        <w:t>Tôi luôn cảm thấy buồn ngủ vào ban ngày.</w:t>
+        <w:t>Tôi cảm thấy mệt mỏi mà không giải thích được.</w:t>
       </w:r>
     </w:p>
     <w:p>
@@ -5588,7 +5588,7 @@
           <w:rFonts w:ascii="Times New Roman" w:hAnsi="Times New Roman"/>
           <w:sz w:val="24"/>
         </w:rPr>
-        <w:t>Tôi gặp khó khăn lớn khi tập trung do cảm thấy mệt mỏi.</w:t>
+        <w:t>Tôi mong muốn được nằm nghỉ.</w:t>
       </w:r>
     </w:p>
     <w:p>
@@ -5609,7 +5609,7 @@
           <w:rFonts w:ascii="Times New Roman" w:hAnsi="Times New Roman"/>
           <w:sz w:val="24"/>
         </w:rPr>
-        <w:t>Sự mệt mỏi làm giảm rõ rệt các hoạt động thể chất hàng ngày.</w:t>
+        <w:t>Tôi cảm thấy khó tập trung.</w:t>
       </w:r>
     </w:p>
     <w:p>
@@ -5630,7 +5630,7 @@
           <w:rFonts w:ascii="Times New Roman" w:hAnsi="Times New Roman"/>
           <w:sz w:val="24"/>
         </w:rPr>
-        <w:t>Tôi luôn cảm thấy cơ thể uể oải, trì trệ.</w:t>
+        <w:t>Tôi cảm thấy mệt, nặng nề, trì trệ.</w:t>
       </w:r>
     </w:p>
     <w:p>
@@ -5784,7 +5784,7 @@
           <w:b/>
           <w:sz w:val="24"/>
         </w:rPr>
-        <w:t>Bộ câu hỏi gồm 13 câu hỏi nhị phân (Có/Không):</w:t>
+        <w:t>Bộ câu hỏi gồm 13 câu hỏi nhị phân (Đúng/Sai):</w:t>
       </w:r>
     </w:p>
     <w:p>
@@ -5805,7 +5805,7 @@
           <w:rFonts w:ascii="Times New Roman" w:hAnsi="Times New Roman"/>
           <w:sz w:val="24"/>
         </w:rPr>
-        <w:t>Tôi luôn cảm thấy buồn bã, chán nản.</w:t>
+        <w:t>Tôi khó mà thoát ra khỏi những suy nghĩ tồi tệ trong đầu.</w:t>
       </w:r>
     </w:p>
     <w:p>
@@ -5826,7 +5826,7 @@
           <w:rFonts w:ascii="Times New Roman" w:hAnsi="Times New Roman"/>
           <w:sz w:val="24"/>
         </w:rPr>
-        <w:t>Tôi không còn tìm thấy hứng thú với các sở thích cũ của mình.</w:t>
+        <w:t>Tôi cảm thấy không còn năng lượng.</w:t>
       </w:r>
     </w:p>
     <w:p>
@@ -5847,7 +5847,7 @@
           <w:rFonts w:ascii="Times New Roman" w:hAnsi="Times New Roman"/>
           <w:sz w:val="24"/>
         </w:rPr>
-        <w:t>Tôi cảm thấy bi quan và lo lắng về tương lai phía trước.</w:t>
+        <w:t>Tôi không còn thích làm những điều mà trước kia tôi rất yêu thích hoặc quan tâm.</w:t>
       </w:r>
     </w:p>
     <w:p>
@@ -5868,7 +5868,7 @@
           <w:rFonts w:ascii="Times New Roman" w:hAnsi="Times New Roman"/>
           <w:sz w:val="24"/>
         </w:rPr>
-        <w:t>Tôi rất hay khóc hoặc có cảm giác muốn khóc.</w:t>
+        <w:t>Tôi cảm thấy thất vọng và chán nản bản thân.</w:t>
       </w:r>
     </w:p>
     <w:p>
@@ -5889,7 +5889,7 @@
           <w:rFonts w:ascii="Times New Roman" w:hAnsi="Times New Roman"/>
           <w:sz w:val="24"/>
         </w:rPr>
-        <w:t>Tôi luôn tự cảm thấy mình vô dụng và kém cỏi.</w:t>
+        <w:t>Tôi cảm thấy bị ức chế và cản trở khi làm một điều gì đó.</w:t>
       </w:r>
     </w:p>
     <w:p>
@@ -5910,7 +5910,7 @@
           <w:rFonts w:ascii="Times New Roman" w:hAnsi="Times New Roman"/>
           <w:sz w:val="24"/>
         </w:rPr>
-        <w:t>Tôi thấy rất khó khăn khi đưa ra các quyết định thường ngày.</w:t>
+        <w:t>Hiện tại tôi cảm thấy mình kém hạnh phúc hơn những người khác.</w:t>
       </w:r>
     </w:p>
     <w:p>
@@ -5931,7 +5931,7 @@
           <w:rFonts w:ascii="Times New Roman" w:hAnsi="Times New Roman"/>
           <w:sz w:val="24"/>
         </w:rPr>
-        <w:t>Tôi cảm thấy thường xuyên lo âu, bứt rứt trong lòng.</w:t>
+        <w:t>Rất buồn chán.</w:t>
       </w:r>
     </w:p>
     <w:p>
@@ -5952,7 +5952,7 @@
           <w:rFonts w:ascii="Times New Roman" w:hAnsi="Times New Roman"/>
           <w:sz w:val="24"/>
         </w:rPr>
-        <w:t>Tôi gặp khó khăn lớn trong việc đi vào giấc ngủ và ngủ sâu.</w:t>
+        <w:t>Tôi cảm thấy mình bắt buộc phải cố gắng để làm bất cứ điều gì.</w:t>
       </w:r>
     </w:p>
     <w:p>
@@ -5973,7 +5973,7 @@
           <w:rFonts w:ascii="Times New Roman" w:hAnsi="Times New Roman"/>
           <w:sz w:val="24"/>
         </w:rPr>
-        <w:t>Tôi cảm thấy ăn không ngon miệng, sụt cân.</w:t>
+        <w:t>Tinh thần tôi kém sáng suốt so với trước đây.</w:t>
       </w:r>
     </w:p>
     <w:p>
@@ -5994,7 +5994,7 @@
           <w:rFonts w:ascii="Times New Roman" w:hAnsi="Times New Roman"/>
           <w:sz w:val="24"/>
         </w:rPr>
-        <w:t>Tôi luôn cảm thấy mệt mỏi rã rời, mất hoàn toàn sức sống.</w:t>
+        <w:t>Hiện tại tôi cảm thấy rất buồn.</w:t>
       </w:r>
     </w:p>
     <w:p>
@@ -6015,7 +6015,7 @@
           <w:rFonts w:ascii="Times New Roman" w:hAnsi="Times New Roman"/>
           <w:sz w:val="24"/>
         </w:rPr>
-        <w:t>Tôi có cảm giác mình đang trở thành gánh nặng cho mọi người.</w:t>
+        <w:t>Tôi không có khả năng tự quyết định cũng như là điều chỉnh bản thân.</w:t>
       </w:r>
     </w:p>
     <w:p>
@@ -6036,7 +6036,7 @@
           <w:rFonts w:ascii="Times New Roman" w:hAnsi="Times New Roman"/>
           <w:sz w:val="24"/>
         </w:rPr>
-        <w:t>Thỉnh thoảng tôi có ý nghĩ muốn tự giải thoát cho bản thân.</w:t>
+        <w:t>Tôi gặp khó khăn khi thực hiện những công việc mà trước đây tôi thực hiện một cách dễ dàng.</w:t>
       </w:r>
     </w:p>
     <w:p>
@@ -6057,7 +6057,7 @@
           <w:rFonts w:ascii="Times New Roman" w:hAnsi="Times New Roman"/>
           <w:sz w:val="24"/>
         </w:rPr>
-        <w:t>Tôi thấy cuộc sống này không còn gì ý nghĩa nữa.</w:t>
+        <w:t>Hiện tại ``đời tôi trống rỗng''.</w:t>
       </w:r>
     </w:p>
     <w:p>
@@ -6085,7 +6085,7 @@
           <w:rFonts w:ascii="Times New Roman" w:hAnsi="Times New Roman"/>
           <w:sz w:val="24"/>
         </w:rPr>
-        <w:t xml:space="preserve"> Câu trả lời "Có" = 1 điểm, "Không" = 0 điểm.</w:t>
+        <w:t xml:space="preserve"> Câu trả lời "Đúng" = 1 điểm, "Sai" = 0 điểm.</w:t>
       </w:r>
     </w:p>
     <w:p>
@@ -6232,7 +6232,7 @@
           <w:rFonts w:ascii="Times New Roman" w:hAnsi="Times New Roman"/>
           <w:sz w:val="24"/>
         </w:rPr>
-        <w:t>Ông/bànhìn chung có hài lòng với cuộc sống của mình không?</w:t>
+        <w:t>Ông/bà nhìn chung có hài lòng với cuộc sống của mình không?</w:t>
       </w:r>
     </w:p>
     <w:p>
@@ -6679,7 +6679,7 @@
           <w:rFonts w:ascii="Times New Roman" w:hAnsi="Times New Roman"/>
           <w:sz w:val="24"/>
         </w:rPr>
-        <w:t>Trạng thái bình thường: 0 ≤ Score (GDS-15) ≤ 4</w:t>
+        <w:t>Trạng thái bình thường: 0 ≤ Score (GDS-15) ≤ 5</w:t>
       </w:r>
     </w:p>
     <w:p>
@@ -6699,7 +6699,7 @@
           <w:rFonts w:ascii="Times New Roman" w:hAnsi="Times New Roman"/>
           <w:sz w:val="24"/>
         </w:rPr>
-        <w:t>Trầm cảm nhẹ: 5 ≤ Score (GDS-15) ≤ 9</w:t>
+        <w:t>Nghi ngờ trầm cảm: 6 ≤ Score (GDS-15) ≤ 9</w:t>
       </w:r>
     </w:p>
     <w:p>
@@ -6719,7 +6719,7 @@
           <w:rFonts w:ascii="Times New Roman" w:hAnsi="Times New Roman"/>
           <w:sz w:val="24"/>
         </w:rPr>
-        <w:t>Trầm cảm nặng: Score (GDS-15) ≥ 10</w:t>
+        <w:t>Trầm cảm rõ rệt: Score (GDS-15) ≥ 10</w:t>
       </w:r>
     </w:p>
     <w:p>

--- a/Cpap/document/SleepCare/giải phap hữu ích SleepCare v1.docx
+++ b/Cpap/document/SleepCare/giải phap hữu ích SleepCare v1.docx
@@ -510,7 +510,7 @@
           <w:rFonts w:ascii="Courier New" w:hAnsi="Courier New"/>
           <w:sz w:val="24"/>
         </w:rPr>
-        <w:t>snore\_detection</w:t>
+        <w:t>snore\detection</w:t>
       </w:r>
       <w:r>
         <w:rPr>
@@ -916,14 +916,35 @@
         <w:spacing w:before="120" w:after="120"/>
         <w:jc w:val="center"/>
       </w:pPr>
-      <w:r>
-        <w:rPr>
-          <w:rFonts w:ascii="Consolas" w:hAnsi="Consolas"/>
-          <w:i/>
-          <w:sz w:val="22"/>
-        </w:rPr>
-        <w:t>sample = data[i] | (data[i+1] &lt;&lt; 8)</w:t>
-      </w:r>
+      <m:oMath xmlns:mml="http://www.w3.org/1998/Math/MathML">
+        <m:r>
+          <m:rPr>
+            <m:nor/>
+          </m:rPr>
+          <m:t>sample</m:t>
+        </m:r>
+        <m:r>
+          <m:t>=</m:t>
+        </m:r>
+        <m:r>
+          <m:rPr>
+            <m:nor/>
+          </m:rPr>
+          <m:t>data</m:t>
+        </m:r>
+        <m:r>
+          <m:t>[i]∣(</m:t>
+        </m:r>
+        <m:r>
+          <m:rPr>
+            <m:nor/>
+          </m:rPr>
+          <m:t>data</m:t>
+        </m:r>
+        <m:r>
+          <m:t>[i+1]≪8)</m:t>
+        </m:r>
+      </m:oMath>
     </w:p>
     <w:p>
       <w:pPr>
@@ -943,14 +964,26 @@
         <w:spacing w:before="120" w:after="120"/>
         <w:jc w:val="center"/>
       </w:pPr>
-      <w:r>
-        <w:rPr>
-          <w:rFonts w:ascii="Consolas" w:hAnsi="Consolas"/>
-          <w:i/>
-          <w:sz w:val="22"/>
-        </w:rPr>
-        <w:t>sample = sample - 65536</w:t>
-      </w:r>
+      <m:oMath xmlns:mml="http://www.w3.org/1998/Math/MathML">
+        <m:r>
+          <m:rPr>
+            <m:nor/>
+          </m:rPr>
+          <m:t>sample</m:t>
+        </m:r>
+        <m:r>
+          <m:t>=</m:t>
+        </m:r>
+        <m:r>
+          <m:rPr>
+            <m:nor/>
+          </m:rPr>
+          <m:t>sample</m:t>
+        </m:r>
+        <m:r>
+          <m:t>−65536</m:t>
+        </m:r>
+      </m:oMath>
     </w:p>
     <w:p>
       <w:pPr>
@@ -1336,14 +1369,35 @@
         <w:spacing w:before="120" w:after="120"/>
         <w:jc w:val="center"/>
       </w:pPr>
-      <w:r>
-        <w:rPr>
-          <w:rFonts w:ascii="Consolas" w:hAnsi="Consolas"/>
-          <w:i/>
-          <w:sz w:val="22"/>
-        </w:rPr>
-        <w:t>Lux = B / 255.0 × 200.0</w:t>
-      </w:r>
+      <m:oMath xmlns:mml="http://www.w3.org/1998/Math/MathML">
+        <m:r>
+          <m:rPr>
+            <m:nor/>
+          </m:rPr>
+          <m:t>Lux</m:t>
+        </m:r>
+        <m:r>
+          <m:t>=</m:t>
+        </m:r>
+        <m:f>
+          <m:fPr>
+            <m:type m:val="bar"/>
+          </m:fPr>
+          <m:num>
+            <m:r>
+              <m:t>B</m:t>
+            </m:r>
+          </m:num>
+          <m:den>
+            <m:r>
+              <m:t>255.0</m:t>
+            </m:r>
+          </m:den>
+        </m:f>
+        <m:r>
+          <m:t>×200.0</m:t>
+        </m:r>
+      </m:oMath>
     </w:p>
     <w:p>
       <w:pPr>
@@ -1482,14 +1536,44 @@
         <w:spacing w:before="120" w:after="120"/>
         <w:jc w:val="center"/>
       </w:pPr>
-      <w:r>
-        <w:rPr>
-          <w:rFonts w:ascii="Consolas" w:hAnsi="Consolas"/>
-          <w:i/>
-          <w:sz w:val="22"/>
-        </w:rPr>
-        <w:t>BMI = W / (H/100)²</w:t>
-      </w:r>
+      <m:oMath xmlns:mml="http://www.w3.org/1998/Math/MathML">
+        <m:r>
+          <m:rPr>
+            <m:nor/>
+          </m:rPr>
+          <m:t>BMI</m:t>
+        </m:r>
+        <m:r>
+          <m:t>=</m:t>
+        </m:r>
+        <m:f>
+          <m:fPr>
+            <m:type m:val="bar"/>
+          </m:fPr>
+          <m:num>
+            <m:r>
+              <m:t>W</m:t>
+            </m:r>
+          </m:num>
+          <m:den>
+            <m:r>
+              <m:t>(H/100</m:t>
+            </m:r>
+            <m:sSup>
+              <m:e>
+                <m:r>
+                  <m:t>)</m:t>
+                </m:r>
+              </m:e>
+              <m:sup>
+                <m:r>
+                  <m:t>2</m:t>
+                </m:r>
+              </m:sup>
+            </m:sSup>
+          </m:den>
+        </m:f>
+      </m:oMath>
     </w:p>
     <w:p>
       <w:pPr>
@@ -1941,14 +2025,80 @@
         <w:spacing w:before="120" w:after="120"/>
         <w:jc w:val="center"/>
       </w:pPr>
-      <w:r>
-        <w:rPr>
-          <w:rFonts w:ascii="Consolas" w:hAnsi="Consolas"/>
-          <w:i/>
-          <w:sz w:val="22"/>
-        </w:rPr>
-        <w:t>Score (STOP-BANG) = Tổng (i=1)^{8} X i (X i ∈ \{0, 1\})</w:t>
-      </w:r>
+      <m:oMath xmlns:mml="http://www.w3.org/1998/Math/MathML">
+        <m:sSub>
+          <m:e>
+            <m:r>
+              <m:rPr>
+                <m:nor/>
+              </m:rPr>
+              <m:t>Score</m:t>
+            </m:r>
+          </m:e>
+          <m:sub>
+            <m:r>
+              <m:rPr>
+                <m:nor/>
+              </m:rPr>
+              <m:t>STOP-BANG</m:t>
+            </m:r>
+          </m:sub>
+        </m:sSub>
+        <m:r>
+          <m:t>=</m:t>
+        </m:r>
+        <m:nary>
+          <m:naryPr>
+            <m:chr m:val="∑"/>
+            <m:limLoc m:val="undOvr"/>
+            <m:grow m:val="1"/>
+            <m:subHide m:val="off"/>
+            <m:supHide m:val="off"/>
+          </m:naryPr>
+          <m:sub>
+            <m:r>
+              <m:t>i=1</m:t>
+            </m:r>
+          </m:sub>
+          <m:sup>
+            <m:r>
+              <m:t>8</m:t>
+            </m:r>
+          </m:sup>
+          <m:e>
+            <m:sSub>
+              <m:e>
+                <m:r>
+                  <m:t>X</m:t>
+                </m:r>
+              </m:e>
+              <m:sub>
+                <m:r>
+                  <m:t>i</m:t>
+                </m:r>
+              </m:sub>
+            </m:sSub>
+            <m:r>
+              <m:t>(</m:t>
+            </m:r>
+            <m:sSub>
+              <m:e>
+                <m:r>
+                  <m:t>X</m:t>
+                </m:r>
+              </m:e>
+              <m:sub>
+                <m:r>
+                  <m:t>i</m:t>
+                </m:r>
+              </m:sub>
+            </m:sSub>
+            <m:r>
+              <m:t>∈{0,1})</m:t>
+            </m:r>
+          </m:e>
+        </m:nary>
+      </m:oMath>
     </w:p>
     <w:p>
       <w:pPr>
@@ -1988,7 +2138,7 @@
           <w:rFonts w:ascii="Times New Roman" w:hAnsi="Times New Roman"/>
           <w:sz w:val="24"/>
         </w:rPr>
-        <w:t>Nguy cơ cao mắc OSA: Score (STOP-BANG) ≥ 3</w:t>
+        <w:t>Nguy cơ cao mắc OSA: Score(STOP-BANG) ≥ 3</w:t>
       </w:r>
     </w:p>
     <w:p>
@@ -2008,7 +2158,7 @@
           <w:rFonts w:ascii="Times New Roman" w:hAnsi="Times New Roman"/>
           <w:sz w:val="24"/>
         </w:rPr>
-        <w:t>Nguy cơ thấp mắc OSA: Score (STOP-BANG) &lt; 3</w:t>
+        <w:t>Nguy cơ thấp mắc OSA: Score(STOP-BANG) &lt; 3</w:t>
       </w:r>
     </w:p>
     <w:p>
@@ -2376,14 +2526,80 @@
         <w:spacing w:before="120" w:after="120"/>
         <w:jc w:val="center"/>
       </w:pPr>
-      <w:r>
-        <w:rPr>
-          <w:rFonts w:ascii="Consolas" w:hAnsi="Consolas"/>
-          <w:i/>
-          <w:sz w:val="22"/>
-        </w:rPr>
-        <w:t>Score (ESS) = Tổng (i=1)^{8} S i (S i ∈ [0, 3])</w:t>
-      </w:r>
+      <m:oMath xmlns:mml="http://www.w3.org/1998/Math/MathML">
+        <m:sSub>
+          <m:e>
+            <m:r>
+              <m:rPr>
+                <m:nor/>
+              </m:rPr>
+              <m:t>Score</m:t>
+            </m:r>
+          </m:e>
+          <m:sub>
+            <m:r>
+              <m:rPr>
+                <m:nor/>
+              </m:rPr>
+              <m:t>ESS</m:t>
+            </m:r>
+          </m:sub>
+        </m:sSub>
+        <m:r>
+          <m:t>=</m:t>
+        </m:r>
+        <m:nary>
+          <m:naryPr>
+            <m:chr m:val="∑"/>
+            <m:limLoc m:val="undOvr"/>
+            <m:grow m:val="1"/>
+            <m:subHide m:val="off"/>
+            <m:supHide m:val="off"/>
+          </m:naryPr>
+          <m:sub>
+            <m:r>
+              <m:t>i=1</m:t>
+            </m:r>
+          </m:sub>
+          <m:sup>
+            <m:r>
+              <m:t>8</m:t>
+            </m:r>
+          </m:sup>
+          <m:e>
+            <m:sSub>
+              <m:e>
+                <m:r>
+                  <m:t>S</m:t>
+                </m:r>
+              </m:e>
+              <m:sub>
+                <m:r>
+                  <m:t>i</m:t>
+                </m:r>
+              </m:sub>
+            </m:sSub>
+            <m:r>
+              <m:t>(</m:t>
+            </m:r>
+            <m:sSub>
+              <m:e>
+                <m:r>
+                  <m:t>S</m:t>
+                </m:r>
+              </m:e>
+              <m:sub>
+                <m:r>
+                  <m:t>i</m:t>
+                </m:r>
+              </m:sub>
+            </m:sSub>
+            <m:r>
+              <m:t>∈[0,3])</m:t>
+            </m:r>
+          </m:e>
+        </m:nary>
+      </m:oMath>
     </w:p>
     <w:p>
       <w:pPr>
@@ -2423,7 +2639,7 @@
           <w:rFonts w:ascii="Times New Roman" w:hAnsi="Times New Roman"/>
           <w:sz w:val="24"/>
         </w:rPr>
-        <w:t>Bình thường: Score (ESS) &lt; 8</w:t>
+        <w:t>Bình thường: Score(ESS) &lt; 8</w:t>
       </w:r>
     </w:p>
     <w:p>
@@ -2443,7 +2659,7 @@
           <w:rFonts w:ascii="Times New Roman" w:hAnsi="Times New Roman"/>
           <w:sz w:val="24"/>
         </w:rPr>
-        <w:t>Buồn ngủ nhẹ: 8 ≤ Score (ESS) ≤ 9</w:t>
+        <w:t>Buồn ngủ nhẹ: 8 ≤ Score(ESS) ≤ 9</w:t>
       </w:r>
     </w:p>
     <w:p>
@@ -2463,7 +2679,7 @@
           <w:rFonts w:ascii="Times New Roman" w:hAnsi="Times New Roman"/>
           <w:sz w:val="24"/>
         </w:rPr>
-        <w:t>Buồn ngủ nhiều: 10 ≤ Score (ESS) ≤ 15</w:t>
+        <w:t>Buồn ngủ nhiều: 10 ≤ Score(ESS) ≤ 15</w:t>
       </w:r>
     </w:p>
     <w:p>
@@ -2483,7 +2699,7 @@
           <w:rFonts w:ascii="Times New Roman" w:hAnsi="Times New Roman"/>
           <w:sz w:val="24"/>
         </w:rPr>
-        <w:t>Buồn ngủ quá mức: Score (ESS) ≥ 16</w:t>
+        <w:t>Buồn ngủ quá mức: Score(ESS) ≥ 16</w:t>
       </w:r>
     </w:p>
     <w:p>
@@ -3030,14 +3246,56 @@
         <w:spacing w:before="120" w:after="120"/>
         <w:jc w:val="center"/>
       </w:pPr>
-      <w:r>
-        <w:rPr>
-          <w:rFonts w:ascii="Consolas" w:hAnsi="Consolas"/>
-          <w:i/>
-          <w:sz w:val="22"/>
-        </w:rPr>
-        <w:t>S i = v i + 1 (S i ∈ [1, 4])</w:t>
-      </w:r>
+      <m:oMath xmlns:mml="http://www.w3.org/1998/Math/MathML">
+        <m:sSub>
+          <m:e>
+            <m:r>
+              <m:t>S</m:t>
+            </m:r>
+          </m:e>
+          <m:sub>
+            <m:r>
+              <m:t>i</m:t>
+            </m:r>
+          </m:sub>
+        </m:sSub>
+        <m:r>
+          <m:t>=</m:t>
+        </m:r>
+        <m:sSub>
+          <m:e>
+            <m:r>
+              <m:t>v</m:t>
+            </m:r>
+          </m:e>
+          <m:sub>
+            <m:r>
+              <m:t>i</m:t>
+            </m:r>
+          </m:sub>
+        </m:sSub>
+        <m:r>
+          <m:t>+1</m:t>
+        </m:r>
+        <m:r>
+          <m:t>(</m:t>
+        </m:r>
+        <m:sSub>
+          <m:e>
+            <m:r>
+              <m:t>S</m:t>
+            </m:r>
+          </m:e>
+          <m:sub>
+            <m:r>
+              <m:t>i</m:t>
+            </m:r>
+          </m:sub>
+        </m:sSub>
+        <m:r>
+          <m:t>∈[1,4])</m:t>
+        </m:r>
+      </m:oMath>
     </w:p>
     <w:p>
       <w:pPr>
@@ -3072,14 +3330,53 @@
         <w:spacing w:before="120" w:after="120"/>
         <w:jc w:val="center"/>
       </w:pPr>
-      <w:r>
-        <w:rPr>
-          <w:rFonts w:ascii="Consolas" w:hAnsi="Consolas"/>
-          <w:i/>
-          <w:sz w:val="22"/>
-        </w:rPr>
-        <w:t>S i = 4 - v i (S i ∈ [1, 4])</w:t>
-      </w:r>
+      <m:oMath xmlns:mml="http://www.w3.org/1998/Math/MathML">
+        <m:sSub>
+          <m:e>
+            <m:r>
+              <m:t>S</m:t>
+            </m:r>
+          </m:e>
+          <m:sub>
+            <m:r>
+              <m:t>i</m:t>
+            </m:r>
+          </m:sub>
+        </m:sSub>
+        <m:r>
+          <m:t>=4−</m:t>
+        </m:r>
+        <m:sSub>
+          <m:e>
+            <m:r>
+              <m:t>v</m:t>
+            </m:r>
+          </m:e>
+          <m:sub>
+            <m:r>
+              <m:t>i</m:t>
+            </m:r>
+          </m:sub>
+        </m:sSub>
+        <m:r>
+          <m:t>(</m:t>
+        </m:r>
+        <m:sSub>
+          <m:e>
+            <m:r>
+              <m:t>S</m:t>
+            </m:r>
+          </m:e>
+          <m:sub>
+            <m:r>
+              <m:t>i</m:t>
+            </m:r>
+          </m:sub>
+        </m:sSub>
+        <m:r>
+          <m:t>∈[1,4])</m:t>
+        </m:r>
+      </m:oMath>
     </w:p>
     <w:p>
       <w:pPr>
@@ -3107,14 +3404,130 @@
         <w:spacing w:before="120" w:after="120"/>
         <w:jc w:val="center"/>
       </w:pPr>
-      <w:r>
-        <w:rPr>
-          <w:rFonts w:ascii="Consolas" w:hAnsi="Consolas"/>
-          <w:i/>
-          <w:sz w:val="22"/>
-        </w:rPr>
-        <w:t>Score (Zung) = Tổng (i ∈ Thuận) (v i + 1) + Tổng (i ∈ Ngược) (4 - v i) (Thang điểm từ 20 đến 80)</w:t>
-      </w:r>
+      <m:oMath xmlns:mml="http://www.w3.org/1998/Math/MathML">
+        <m:sSub>
+          <m:e>
+            <m:r>
+              <m:rPr>
+                <m:nor/>
+              </m:rPr>
+              <m:t>Score</m:t>
+            </m:r>
+          </m:e>
+          <m:sub>
+            <m:r>
+              <m:rPr>
+                <m:nor/>
+              </m:rPr>
+              <m:t>Zung</m:t>
+            </m:r>
+          </m:sub>
+        </m:sSub>
+        <m:r>
+          <m:t>=</m:t>
+        </m:r>
+        <m:nary>
+          <m:naryPr>
+            <m:chr m:val="∑"/>
+            <m:limLoc m:val="undOvr"/>
+            <m:grow m:val="1"/>
+            <m:subHide m:val="off"/>
+            <m:supHide m:val="on"/>
+          </m:naryPr>
+          <m:sub>
+            <m:r>
+              <m:t>i∈</m:t>
+            </m:r>
+            <m:r>
+              <m:rPr>
+                <m:nor/>
+              </m:rPr>
+              <m:t>Thuận</m:t>
+            </m:r>
+          </m:sub>
+          <m:e>
+            <m:r>
+              <m:t>(</m:t>
+            </m:r>
+            <m:sSub>
+              <m:e>
+                <m:r>
+                  <m:t>v</m:t>
+                </m:r>
+              </m:e>
+              <m:sub>
+                <m:r>
+                  <m:t>i</m:t>
+                </m:r>
+              </m:sub>
+            </m:sSub>
+            <m:r>
+              <m:t>+1)+</m:t>
+            </m:r>
+          </m:e>
+        </m:nary>
+        <m:nary>
+          <m:naryPr>
+            <m:chr m:val="∑"/>
+            <m:limLoc m:val="undOvr"/>
+            <m:grow m:val="1"/>
+            <m:subHide m:val="off"/>
+            <m:supHide m:val="on"/>
+          </m:naryPr>
+          <m:sub>
+            <m:r>
+              <m:t>i∈</m:t>
+            </m:r>
+            <m:r>
+              <m:rPr>
+                <m:nor/>
+              </m:rPr>
+              <m:t>Ngược</m:t>
+            </m:r>
+          </m:sub>
+          <m:e>
+            <m:r>
+              <m:t>(4−</m:t>
+            </m:r>
+            <m:sSub>
+              <m:e>
+                <m:r>
+                  <m:t>v</m:t>
+                </m:r>
+              </m:e>
+              <m:sub>
+                <m:r>
+                  <m:t>i</m:t>
+                </m:r>
+              </m:sub>
+            </m:sSub>
+            <m:r>
+              <m:t>)</m:t>
+            </m:r>
+            <m:r>
+              <m:t>(</m:t>
+            </m:r>
+            <m:r>
+              <m:rPr>
+                <m:nor/>
+              </m:rPr>
+              <m:t>Thang điểm từ </m:t>
+            </m:r>
+            <m:r>
+              <m:t>20</m:t>
+            </m:r>
+            <m:r>
+              <m:rPr>
+                <m:nor/>
+              </m:rPr>
+              <m:t> đến </m:t>
+            </m:r>
+            <m:r>
+              <m:t>80)</m:t>
+            </m:r>
+          </m:e>
+        </m:nary>
+      </m:oMath>
     </w:p>
     <w:p>
       <w:pPr>
@@ -3154,7 +3567,7 @@
           <w:rFonts w:ascii="Times New Roman" w:hAnsi="Times New Roman"/>
           <w:sz w:val="24"/>
         </w:rPr>
-        <w:t>Không lo âu: Score (Zung) &lt; 41</w:t>
+        <w:t>Không lo âu: Score(Zung) &lt; 41</w:t>
       </w:r>
     </w:p>
     <w:p>
@@ -3174,7 +3587,7 @@
           <w:rFonts w:ascii="Times New Roman" w:hAnsi="Times New Roman"/>
           <w:sz w:val="24"/>
         </w:rPr>
-        <w:t>Lo âu nhẹ: 41 ≤ Score (Zung) ≤ 50</w:t>
+        <w:t>Lo âu nhẹ: 41 ≤ Score(Zung) ≤ 50</w:t>
       </w:r>
     </w:p>
     <w:p>
@@ -3194,7 +3607,7 @@
           <w:rFonts w:ascii="Times New Roman" w:hAnsi="Times New Roman"/>
           <w:sz w:val="24"/>
         </w:rPr>
-        <w:t>Lo âu vừa: 51 ≤ Score (Zung) ≤ 60</w:t>
+        <w:t>Lo âu vừa: 51 ≤ Score(Zung) ≤ 60</w:t>
       </w:r>
     </w:p>
     <w:p>
@@ -3214,7 +3627,7 @@
           <w:rFonts w:ascii="Times New Roman" w:hAnsi="Times New Roman"/>
           <w:sz w:val="24"/>
         </w:rPr>
-        <w:t>Lo âu nặng: 61 ≤ Score (Zung) ≤ 70</w:t>
+        <w:t>Lo âu nặng: 61 ≤ Score(Zung) ≤ 70</w:t>
       </w:r>
     </w:p>
     <w:p>
@@ -3234,7 +3647,7 @@
           <w:rFonts w:ascii="Times New Roman" w:hAnsi="Times New Roman"/>
           <w:sz w:val="24"/>
         </w:rPr>
-        <w:t>Lo âu rất nặng: Score (Zung) ≥ 71</w:t>
+        <w:t>Lo âu rất nặng: Score(Zung) ≥ 71</w:t>
       </w:r>
     </w:p>
     <w:p>
@@ -3847,14 +4260,86 @@
         <w:spacing w:before="120" w:after="120"/>
         <w:jc w:val="center"/>
       </w:pPr>
-      <w:r>
-        <w:rPr>
-          <w:rFonts w:ascii="Consolas" w:hAnsi="Consolas"/>
-          <w:i/>
-          <w:sz w:val="22"/>
-        </w:rPr>
-        <w:t>Score (Hamilton) = Tổng (i=1)^{17} index i (Thang điểm từ 0 đến 52)</w:t>
-      </w:r>
+      <m:oMath xmlns:mml="http://www.w3.org/1998/Math/MathML">
+        <m:sSub>
+          <m:e>
+            <m:r>
+              <m:rPr>
+                <m:nor/>
+              </m:rPr>
+              <m:t>Score</m:t>
+            </m:r>
+          </m:e>
+          <m:sub>
+            <m:r>
+              <m:rPr>
+                <m:nor/>
+              </m:rPr>
+              <m:t>Hamilton</m:t>
+            </m:r>
+          </m:sub>
+        </m:sSub>
+        <m:r>
+          <m:t>=</m:t>
+        </m:r>
+        <m:nary>
+          <m:naryPr>
+            <m:chr m:val="∑"/>
+            <m:limLoc m:val="undOvr"/>
+            <m:grow m:val="1"/>
+            <m:subHide m:val="off"/>
+            <m:supHide m:val="off"/>
+          </m:naryPr>
+          <m:sub>
+            <m:r>
+              <m:t>i=1</m:t>
+            </m:r>
+          </m:sub>
+          <m:sup>
+            <m:r>
+              <m:t>17</m:t>
+            </m:r>
+          </m:sup>
+          <m:e>
+            <m:sSub>
+              <m:e>
+                <m:r>
+                  <m:rPr>
+                    <m:nor/>
+                  </m:rPr>
+                  <m:t>index</m:t>
+                </m:r>
+              </m:e>
+              <m:sub>
+                <m:r>
+                  <m:t>i</m:t>
+                </m:r>
+              </m:sub>
+            </m:sSub>
+            <m:r>
+              <m:t>(</m:t>
+            </m:r>
+            <m:r>
+              <m:rPr>
+                <m:nor/>
+              </m:rPr>
+              <m:t>Thang điểm từ </m:t>
+            </m:r>
+            <m:r>
+              <m:t>0</m:t>
+            </m:r>
+            <m:r>
+              <m:rPr>
+                <m:nor/>
+              </m:rPr>
+              <m:t> đến </m:t>
+            </m:r>
+            <m:r>
+              <m:t>52)</m:t>
+            </m:r>
+          </m:e>
+        </m:nary>
+      </m:oMath>
     </w:p>
     <w:p>
       <w:pPr>
@@ -3894,7 +4379,7 @@
           <w:rFonts w:ascii="Times New Roman" w:hAnsi="Times New Roman"/>
           <w:sz w:val="24"/>
         </w:rPr>
-        <w:t>Không trầm cảm: Score (Hamilton) &lt; 8</w:t>
+        <w:t>Không trầm cảm: Score(Hamilton) &lt; 8</w:t>
       </w:r>
     </w:p>
     <w:p>
@@ -3914,7 +4399,7 @@
           <w:rFonts w:ascii="Times New Roman" w:hAnsi="Times New Roman"/>
           <w:sz w:val="24"/>
         </w:rPr>
-        <w:t>Trầm cảm nhẹ: 8 ≤ Score (Hamilton) ≤ 13</w:t>
+        <w:t>Trầm cảm nhẹ: 8 ≤ Score(Hamilton) ≤ 13</w:t>
       </w:r>
     </w:p>
     <w:p>
@@ -3934,7 +4419,7 @@
           <w:rFonts w:ascii="Times New Roman" w:hAnsi="Times New Roman"/>
           <w:sz w:val="24"/>
         </w:rPr>
-        <w:t>Trầm cảm trung bình: 14 ≤ Score (Hamilton) ≤ 18</w:t>
+        <w:t>Trầm cảm trung bình: 14 ≤ Score(Hamilton) ≤ 18</w:t>
       </w:r>
     </w:p>
     <w:p>
@@ -3954,7 +4439,7 @@
           <w:rFonts w:ascii="Times New Roman" w:hAnsi="Times New Roman"/>
           <w:sz w:val="24"/>
         </w:rPr>
-        <w:t>Trầm cảm nặng: 19 ≤ Score (Hamilton) ≤ 22</w:t>
+        <w:t>Trầm cảm nặng: 19 ≤ Score(Hamilton) ≤ 22</w:t>
       </w:r>
     </w:p>
     <w:p>
@@ -3974,7 +4459,7 @@
           <w:rFonts w:ascii="Times New Roman" w:hAnsi="Times New Roman"/>
           <w:sz w:val="24"/>
         </w:rPr>
-        <w:t>Trầm cảm rất nặng: Score (Hamilton) ≥ 23</w:t>
+        <w:t>Trầm cảm rất nặng: Score(Hamilton) ≥ 23</w:t>
       </w:r>
     </w:p>
     <w:p>
@@ -4150,14 +4635,41 @@
         <w:spacing w:before="120" w:after="120"/>
         <w:jc w:val="center"/>
       </w:pPr>
-      <w:r>
-        <w:rPr>
-          <w:rFonts w:ascii="Consolas" w:hAnsi="Consolas"/>
-          <w:i/>
-          <w:sz w:val="22"/>
-        </w:rPr>
-        <w:t>Hiệu quả = Thời lượng giấc ngủ thực tế (Câu 4) / Thời gian nằm trên giường (Giờ thức giấc Câu 3 - Giờ đi ngủ Câu 1) × 100\%</w:t>
-      </w:r>
+      <m:oMath xmlns:mml="http://www.w3.org/1998/Math/MathML">
+        <m:r>
+          <m:rPr>
+            <m:nor/>
+          </m:rPr>
+          <m:t>Hiệu quả</m:t>
+        </m:r>
+        <m:r>
+          <m:t>=</m:t>
+        </m:r>
+        <m:f>
+          <m:fPr>
+            <m:type m:val="bar"/>
+          </m:fPr>
+          <m:num>
+            <m:r>
+              <m:rPr>
+                <m:nor/>
+              </m:rPr>
+              <m:t>Thời lượng giấc ngủ thực tế (Câu 4)</m:t>
+            </m:r>
+          </m:num>
+          <m:den>
+            <m:r>
+              <m:rPr>
+                <m:nor/>
+              </m:rPr>
+              <m:t>Thời gian nằm trên giường (Giờ thức giấc Câu 3 - Giờ đi ngủ Câu 1)</m:t>
+            </m:r>
+          </m:den>
+        </m:f>
+        <m:r>
+          <m:t>×100%</m:t>
+        </m:r>
+      </m:oMath>
     </w:p>
     <w:p>
       <w:pPr>
@@ -4282,14 +4794,83 @@
         <w:spacing w:before="120" w:after="120"/>
         <w:jc w:val="center"/>
       </w:pPr>
-      <w:r>
-        <w:rPr>
-          <w:rFonts w:ascii="Consolas" w:hAnsi="Consolas"/>
-          <w:i/>
-          <w:sz w:val="22"/>
-        </w:rPr>
-        <w:t>Score (PSQI) = Tổng (j=1)^{7} C j (Thang điểm từ 0 đến 21)</w:t>
-      </w:r>
+      <m:oMath xmlns:mml="http://www.w3.org/1998/Math/MathML">
+        <m:sSub>
+          <m:e>
+            <m:r>
+              <m:rPr>
+                <m:nor/>
+              </m:rPr>
+              <m:t>Score</m:t>
+            </m:r>
+          </m:e>
+          <m:sub>
+            <m:r>
+              <m:rPr>
+                <m:nor/>
+              </m:rPr>
+              <m:t>PSQI</m:t>
+            </m:r>
+          </m:sub>
+        </m:sSub>
+        <m:r>
+          <m:t>=</m:t>
+        </m:r>
+        <m:nary>
+          <m:naryPr>
+            <m:chr m:val="∑"/>
+            <m:limLoc m:val="undOvr"/>
+            <m:grow m:val="1"/>
+            <m:subHide m:val="off"/>
+            <m:supHide m:val="off"/>
+          </m:naryPr>
+          <m:sub>
+            <m:r>
+              <m:t>j=1</m:t>
+            </m:r>
+          </m:sub>
+          <m:sup>
+            <m:r>
+              <m:t>7</m:t>
+            </m:r>
+          </m:sup>
+          <m:e>
+            <m:sSub>
+              <m:e>
+                <m:r>
+                  <m:t>C</m:t>
+                </m:r>
+              </m:e>
+              <m:sub>
+                <m:r>
+                  <m:t>j</m:t>
+                </m:r>
+              </m:sub>
+            </m:sSub>
+            <m:r>
+              <m:t>(</m:t>
+            </m:r>
+            <m:r>
+              <m:rPr>
+                <m:nor/>
+              </m:rPr>
+              <m:t>Thang điểm từ </m:t>
+            </m:r>
+            <m:r>
+              <m:t>0</m:t>
+            </m:r>
+            <m:r>
+              <m:rPr>
+                <m:nor/>
+              </m:rPr>
+              <m:t> đến </m:t>
+            </m:r>
+            <m:r>
+              <m:t>21)</m:t>
+            </m:r>
+          </m:e>
+        </m:nary>
+      </m:oMath>
     </w:p>
     <w:p>
       <w:pPr>
@@ -4329,7 +4910,7 @@
           <w:rFonts w:ascii="Times New Roman" w:hAnsi="Times New Roman"/>
           <w:sz w:val="24"/>
         </w:rPr>
-        <w:t>Chất lượng giấc ngủ tốt: Score (PSQI) &lt; 5</w:t>
+        <w:t>Chất lượng giấc ngủ tốt: Score(PSQI) &lt; 5</w:t>
       </w:r>
     </w:p>
     <w:p>
@@ -4349,7 +4930,7 @@
           <w:rFonts w:ascii="Times New Roman" w:hAnsi="Times New Roman"/>
           <w:sz w:val="24"/>
         </w:rPr>
-        <w:t>Chất lượng giấc ngủ trung bình: 5 ≤ Score (PSQI) ≤ 9</w:t>
+        <w:t>Chất lượng giấc ngủ trung bình: 5 ≤ Score(PSQI) ≤ 9</w:t>
       </w:r>
     </w:p>
     <w:p>
@@ -4369,7 +4950,7 @@
           <w:rFonts w:ascii="Times New Roman" w:hAnsi="Times New Roman"/>
           <w:sz w:val="24"/>
         </w:rPr>
-        <w:t>Chất lượng giấc ngủ kém: Score (PSQI) ≥ 10</w:t>
+        <w:t>Chất lượng giấc ngủ kém: Score(PSQI) ≥ 10</w:t>
       </w:r>
     </w:p>
     <w:p>
@@ -4958,14 +5539,32 @@
         <w:spacing w:before="120" w:after="120"/>
         <w:jc w:val="center"/>
       </w:pPr>
-      <w:r>
-        <w:rPr>
-          <w:rFonts w:ascii="Consolas" w:hAnsi="Consolas"/>
-          <w:i/>
-          <w:sz w:val="22"/>
-        </w:rPr>
-        <w:t>Ratio = Y / Y + N</w:t>
-      </w:r>
+      <m:oMath xmlns:mml="http://www.w3.org/1998/Math/MathML">
+        <m:r>
+          <m:rPr>
+            <m:nor/>
+          </m:rPr>
+          <m:t>Ratio</m:t>
+        </m:r>
+        <m:r>
+          <m:t>=</m:t>
+        </m:r>
+        <m:f>
+          <m:fPr>
+            <m:type m:val="bar"/>
+          </m:fPr>
+          <m:num>
+            <m:r>
+              <m:t>Y</m:t>
+            </m:r>
+          </m:num>
+          <m:den>
+            <m:r>
+              <m:t>Y+N</m:t>
+            </m:r>
+          </m:den>
+        </m:f>
+      </m:oMath>
     </w:p>
     <w:p>
       <w:pPr>
@@ -5292,14 +5891,80 @@
         <w:spacing w:before="120" w:after="120"/>
         <w:jc w:val="center"/>
       </w:pPr>
-      <w:r>
-        <w:rPr>
-          <w:rFonts w:ascii="Consolas" w:hAnsi="Consolas"/>
-          <w:i/>
-          <w:sz w:val="22"/>
-        </w:rPr>
-        <w:t>Score (ISI) = Tổng (i=1)^{7} S i (S i ∈ [0, 4])</w:t>
-      </w:r>
+      <m:oMath xmlns:mml="http://www.w3.org/1998/Math/MathML">
+        <m:sSub>
+          <m:e>
+            <m:r>
+              <m:rPr>
+                <m:nor/>
+              </m:rPr>
+              <m:t>Score</m:t>
+            </m:r>
+          </m:e>
+          <m:sub>
+            <m:r>
+              <m:rPr>
+                <m:nor/>
+              </m:rPr>
+              <m:t>ISI</m:t>
+            </m:r>
+          </m:sub>
+        </m:sSub>
+        <m:r>
+          <m:t>=</m:t>
+        </m:r>
+        <m:nary>
+          <m:naryPr>
+            <m:chr m:val="∑"/>
+            <m:limLoc m:val="undOvr"/>
+            <m:grow m:val="1"/>
+            <m:subHide m:val="off"/>
+            <m:supHide m:val="off"/>
+          </m:naryPr>
+          <m:sub>
+            <m:r>
+              <m:t>i=1</m:t>
+            </m:r>
+          </m:sub>
+          <m:sup>
+            <m:r>
+              <m:t>7</m:t>
+            </m:r>
+          </m:sup>
+          <m:e>
+            <m:sSub>
+              <m:e>
+                <m:r>
+                  <m:t>S</m:t>
+                </m:r>
+              </m:e>
+              <m:sub>
+                <m:r>
+                  <m:t>i</m:t>
+                </m:r>
+              </m:sub>
+            </m:sSub>
+            <m:r>
+              <m:t>(</m:t>
+            </m:r>
+            <m:sSub>
+              <m:e>
+                <m:r>
+                  <m:t>S</m:t>
+                </m:r>
+              </m:e>
+              <m:sub>
+                <m:r>
+                  <m:t>i</m:t>
+                </m:r>
+              </m:sub>
+            </m:sSub>
+            <m:r>
+              <m:t>∈[0,4])</m:t>
+            </m:r>
+          </m:e>
+        </m:nary>
+      </m:oMath>
     </w:p>
     <w:p>
       <w:pPr>
@@ -5339,7 +6004,7 @@
           <w:rFonts w:ascii="Times New Roman" w:hAnsi="Times New Roman"/>
           <w:sz w:val="24"/>
         </w:rPr>
-        <w:t>Không có mất ngủ lâm sàng: Score (ISI) &lt; 8</w:t>
+        <w:t>Không có mất ngủ lâm sàng: Score(ISI) &lt; 8</w:t>
       </w:r>
     </w:p>
     <w:p>
@@ -5359,7 +6024,7 @@
           <w:rFonts w:ascii="Times New Roman" w:hAnsi="Times New Roman"/>
           <w:sz w:val="24"/>
         </w:rPr>
-        <w:t>Mất ngủ nhẹ: 8 ≤ Score (ISI) ≤ 14</w:t>
+        <w:t>Mất ngủ nhẹ: 8 ≤ Score(ISI) ≤ 14</w:t>
       </w:r>
     </w:p>
     <w:p>
@@ -5379,7 +6044,7 @@
           <w:rFonts w:ascii="Times New Roman" w:hAnsi="Times New Roman"/>
           <w:sz w:val="24"/>
         </w:rPr>
-        <w:t>Mất ngủ trung bình (lâm sàng): 15 ≤ Score (ISI) ≤ 21</w:t>
+        <w:t>Mất ngủ trung bình (lâm sàng): 15 ≤ Score(ISI) ≤ 21</w:t>
       </w:r>
     </w:p>
     <w:p>
@@ -5399,7 +6064,7 @@
           <w:rFonts w:ascii="Times New Roman" w:hAnsi="Times New Roman"/>
           <w:sz w:val="24"/>
         </w:rPr>
-        <w:t>Mất ngủ nặng (lâm sàng): Score (ISI) ≥ 22</w:t>
+        <w:t>Mất ngủ nặng (lâm sàng): Score(ISI) ≥ 22</w:t>
       </w:r>
     </w:p>
     <w:p>
@@ -5687,14 +6352,83 @@
         <w:spacing w:before="120" w:after="120"/>
         <w:jc w:val="center"/>
       </w:pPr>
-      <w:r>
-        <w:rPr>
-          <w:rFonts w:ascii="Consolas" w:hAnsi="Consolas"/>
-          <w:i/>
-          <w:sz w:val="22"/>
-        </w:rPr>
-        <w:t>Score (Pichot-Fatigue) = Tổng (i=1)^{8} S i (Thang điểm từ 0 đến 32)</w:t>
-      </w:r>
+      <m:oMath xmlns:mml="http://www.w3.org/1998/Math/MathML">
+        <m:sSub>
+          <m:e>
+            <m:r>
+              <m:rPr>
+                <m:nor/>
+              </m:rPr>
+              <m:t>Score</m:t>
+            </m:r>
+          </m:e>
+          <m:sub>
+            <m:r>
+              <m:rPr>
+                <m:nor/>
+              </m:rPr>
+              <m:t>Pichot-Fatigue</m:t>
+            </m:r>
+          </m:sub>
+        </m:sSub>
+        <m:r>
+          <m:t>=</m:t>
+        </m:r>
+        <m:nary>
+          <m:naryPr>
+            <m:chr m:val="∑"/>
+            <m:limLoc m:val="undOvr"/>
+            <m:grow m:val="1"/>
+            <m:subHide m:val="off"/>
+            <m:supHide m:val="off"/>
+          </m:naryPr>
+          <m:sub>
+            <m:r>
+              <m:t>i=1</m:t>
+            </m:r>
+          </m:sub>
+          <m:sup>
+            <m:r>
+              <m:t>8</m:t>
+            </m:r>
+          </m:sup>
+          <m:e>
+            <m:sSub>
+              <m:e>
+                <m:r>
+                  <m:t>S</m:t>
+                </m:r>
+              </m:e>
+              <m:sub>
+                <m:r>
+                  <m:t>i</m:t>
+                </m:r>
+              </m:sub>
+            </m:sSub>
+            <m:r>
+              <m:t>(</m:t>
+            </m:r>
+            <m:r>
+              <m:rPr>
+                <m:nor/>
+              </m:rPr>
+              <m:t>Thang điểm từ </m:t>
+            </m:r>
+            <m:r>
+              <m:t>0</m:t>
+            </m:r>
+            <m:r>
+              <m:rPr>
+                <m:nor/>
+              </m:rPr>
+              <m:t> đến </m:t>
+            </m:r>
+            <m:r>
+              <m:t>32)</m:t>
+            </m:r>
+          </m:e>
+        </m:nary>
+      </m:oMath>
     </w:p>
     <w:p>
       <w:pPr>
@@ -5721,7 +6455,7 @@
           <w:rFonts w:ascii="Times New Roman" w:hAnsi="Times New Roman"/>
           <w:sz w:val="24"/>
         </w:rPr>
-        <w:t xml:space="preserve"> Bình thường khi Score (Pichot-Fatigue) ≤ 22 điểm; có biểu hiện mệt mỏi bệnh lý khi điểm số &gt; 22 điểm.</w:t>
+        <w:t xml:space="preserve"> Bình thường khi Score(Pichot-Fatigue) ≤ 22 điểm; có biểu hiện mệt mỏi bệnh lý khi điểm số &gt; 22 điểm.</w:t>
       </w:r>
     </w:p>
     <w:p>
@@ -6114,14 +6848,80 @@
         <w:spacing w:before="120" w:after="120"/>
         <w:jc w:val="center"/>
       </w:pPr>
-      <w:r>
-        <w:rPr>
-          <w:rFonts w:ascii="Consolas" w:hAnsi="Consolas"/>
-          <w:i/>
-          <w:sz w:val="22"/>
-        </w:rPr>
-        <w:t>Score (Pichot-QD) = Tổng (i=1)^{13} X i (X i ∈ \{0, 1\})</w:t>
-      </w:r>
+      <m:oMath xmlns:mml="http://www.w3.org/1998/Math/MathML">
+        <m:sSub>
+          <m:e>
+            <m:r>
+              <m:rPr>
+                <m:nor/>
+              </m:rPr>
+              <m:t>Score</m:t>
+            </m:r>
+          </m:e>
+          <m:sub>
+            <m:r>
+              <m:rPr>
+                <m:nor/>
+              </m:rPr>
+              <m:t>Pichot-QD</m:t>
+            </m:r>
+          </m:sub>
+        </m:sSub>
+        <m:r>
+          <m:t>=</m:t>
+        </m:r>
+        <m:nary>
+          <m:naryPr>
+            <m:chr m:val="∑"/>
+            <m:limLoc m:val="undOvr"/>
+            <m:grow m:val="1"/>
+            <m:subHide m:val="off"/>
+            <m:supHide m:val="off"/>
+          </m:naryPr>
+          <m:sub>
+            <m:r>
+              <m:t>i=1</m:t>
+            </m:r>
+          </m:sub>
+          <m:sup>
+            <m:r>
+              <m:t>13</m:t>
+            </m:r>
+          </m:sup>
+          <m:e>
+            <m:sSub>
+              <m:e>
+                <m:r>
+                  <m:t>X</m:t>
+                </m:r>
+              </m:e>
+              <m:sub>
+                <m:r>
+                  <m:t>i</m:t>
+                </m:r>
+              </m:sub>
+            </m:sSub>
+            <m:r>
+              <m:t>(</m:t>
+            </m:r>
+            <m:sSub>
+              <m:e>
+                <m:r>
+                  <m:t>X</m:t>
+                </m:r>
+              </m:e>
+              <m:sub>
+                <m:r>
+                  <m:t>i</m:t>
+                </m:r>
+              </m:sub>
+            </m:sSub>
+            <m:r>
+              <m:t>∈{0,1})</m:t>
+            </m:r>
+          </m:e>
+        </m:nary>
+      </m:oMath>
     </w:p>
     <w:p>
       <w:pPr>
@@ -6632,14 +7432,148 @@
         <w:spacing w:before="120" w:after="120"/>
         <w:jc w:val="center"/>
       </w:pPr>
-      <w:r>
-        <w:rPr>
-          <w:rFonts w:ascii="Consolas" w:hAnsi="Consolas"/>
-          <w:i/>
-          <w:sz w:val="22"/>
-        </w:rPr>
-        <w:t>Score (GDS-15) = Tổng (i ∈ Thuận) I(X i = "Có") + Tổng (i ∈ Ngược) I(X i = "Không") (Thang điểm từ 0 đến 15)</w:t>
-      </w:r>
+      <m:oMath xmlns:mml="http://www.w3.org/1998/Math/MathML">
+        <m:sSub>
+          <m:e>
+            <m:r>
+              <m:rPr>
+                <m:nor/>
+              </m:rPr>
+              <m:t>Score</m:t>
+            </m:r>
+          </m:e>
+          <m:sub>
+            <m:r>
+              <m:rPr>
+                <m:nor/>
+              </m:rPr>
+              <m:t>GDS-15</m:t>
+            </m:r>
+          </m:sub>
+        </m:sSub>
+        <m:r>
+          <m:t>=</m:t>
+        </m:r>
+        <m:nary>
+          <m:naryPr>
+            <m:chr m:val="∑"/>
+            <m:limLoc m:val="undOvr"/>
+            <m:grow m:val="1"/>
+            <m:subHide m:val="off"/>
+            <m:supHide m:val="on"/>
+          </m:naryPr>
+          <m:sub>
+            <m:r>
+              <m:t>i∈</m:t>
+            </m:r>
+            <m:r>
+              <m:rPr>
+                <m:nor/>
+              </m:rPr>
+              <m:t>Thuận</m:t>
+            </m:r>
+          </m:sub>
+          <m:e>
+            <m:r>
+              <m:t>I(</m:t>
+            </m:r>
+            <m:sSub>
+              <m:e>
+                <m:r>
+                  <m:t>X</m:t>
+                </m:r>
+              </m:e>
+              <m:sub>
+                <m:r>
+                  <m:t>i</m:t>
+                </m:r>
+              </m:sub>
+            </m:sSub>
+          </m:e>
+        </m:nary>
+        <m:r>
+          <m:t>=</m:t>
+        </m:r>
+        <m:r>
+          <m:rPr>
+            <m:nor/>
+          </m:rPr>
+          <m:t>"Có"</m:t>
+        </m:r>
+        <m:r>
+          <m:t>)+</m:t>
+        </m:r>
+        <m:nary>
+          <m:naryPr>
+            <m:chr m:val="∑"/>
+            <m:limLoc m:val="undOvr"/>
+            <m:grow m:val="1"/>
+            <m:subHide m:val="off"/>
+            <m:supHide m:val="on"/>
+          </m:naryPr>
+          <m:sub>
+            <m:r>
+              <m:t>i∈</m:t>
+            </m:r>
+            <m:r>
+              <m:rPr>
+                <m:nor/>
+              </m:rPr>
+              <m:t>Ngược</m:t>
+            </m:r>
+          </m:sub>
+          <m:e>
+            <m:r>
+              <m:t>I(</m:t>
+            </m:r>
+            <m:sSub>
+              <m:e>
+                <m:r>
+                  <m:t>X</m:t>
+                </m:r>
+              </m:e>
+              <m:sub>
+                <m:r>
+                  <m:t>i</m:t>
+                </m:r>
+              </m:sub>
+            </m:sSub>
+          </m:e>
+        </m:nary>
+        <m:r>
+          <m:t>=</m:t>
+        </m:r>
+        <m:r>
+          <m:rPr>
+            <m:nor/>
+          </m:rPr>
+          <m:t>"Không"</m:t>
+        </m:r>
+        <m:r>
+          <m:t>)</m:t>
+        </m:r>
+        <m:r>
+          <m:t>(</m:t>
+        </m:r>
+        <m:r>
+          <m:rPr>
+            <m:nor/>
+          </m:rPr>
+          <m:t>Thang điểm từ </m:t>
+        </m:r>
+        <m:r>
+          <m:t>0</m:t>
+        </m:r>
+        <m:r>
+          <m:rPr>
+            <m:nor/>
+          </m:rPr>
+          <m:t> đến </m:t>
+        </m:r>
+        <m:r>
+          <m:t>15)</m:t>
+        </m:r>
+      </m:oMath>
     </w:p>
     <w:p>
       <w:pPr>
@@ -6679,7 +7613,7 @@
           <w:rFonts w:ascii="Times New Roman" w:hAnsi="Times New Roman"/>
           <w:sz w:val="24"/>
         </w:rPr>
-        <w:t>Trạng thái bình thường: 0 ≤ Score (GDS-15) ≤ 5</w:t>
+        <w:t>Trạng thái bình thường: 0 ≤ Score(GDS-15) ≤ 5</w:t>
       </w:r>
     </w:p>
     <w:p>
@@ -6699,7 +7633,7 @@
           <w:rFonts w:ascii="Times New Roman" w:hAnsi="Times New Roman"/>
           <w:sz w:val="24"/>
         </w:rPr>
-        <w:t>Nghi ngờ trầm cảm: 6 ≤ Score (GDS-15) ≤ 9</w:t>
+        <w:t>Nghi ngờ trầm cảm: 6 ≤ Score(GDS-15) ≤ 9</w:t>
       </w:r>
     </w:p>
     <w:p>
@@ -6719,7 +7653,7 @@
           <w:rFonts w:ascii="Times New Roman" w:hAnsi="Times New Roman"/>
           <w:sz w:val="24"/>
         </w:rPr>
-        <w:t>Trầm cảm rõ rệt: Score (GDS-15) ≥ 10</w:t>
+        <w:t>Trầm cảm rõ rệt: Score(GDS-15) ≥ 10</w:t>
       </w:r>
     </w:p>
     <w:p>
@@ -7306,7 +8240,7 @@
           <w:rFonts w:ascii="Times New Roman" w:hAnsi="Times New Roman"/>
           <w:sz w:val="24"/>
         </w:rPr>
-        <w:t xml:space="preserve"> - Tích hợp kết nối với các thiết bị đeo thông minh (Smartwatch, Smart Ring) để đồng bộ thêm dữ liệu nhịp tim và bão hòa oxy máu (SpO_2) liên tục trong đêm.</w:t>
+        <w:t xml:space="preserve"> - Tích hợp kết nối với các thiết bị đeo thông minh (Smartwatch, Smart Ring) để đồng bộ thêm dữ liệu nhịp tim và bão hòa oxy máu (SpO₂) liên tục trong đêm.</w:t>
       </w:r>
     </w:p>
     <w:p>
